--- a/docs/patent/docx/专利5_跨平台分身可移植格式与联邦导入系统.docx
+++ b/docs/patent/docx/专利5_跨平台分身可移植格式与联邦导入系统.docx
@@ -1920,7 +1920,222 @@
           <w:color w:val="1F497D"/>
           <w:sz w:val="28"/>
         </w:rPr>
-        <w:t>四、摘要</w:t>
+        <w:t>四、附图说明</w:t>
+      </w:r>
+    </w:p>
+    <w:p>
+      <w:pPr>
+        <w:spacing w:before="0" w:after="60"/>
+        <w:ind w:left="0"/>
+      </w:pPr>
+      <w:r>
+        <w:rPr>
+          <w:rFonts w:eastAsia="微软雅黑"/>
+          <w:rFonts w:ascii="微软雅黑" w:hAnsi="微软雅黑"/>
+          <w:b w:val="0"/>
+          <w:sz w:val="21"/>
+        </w:rPr>
+        <w:t>附图1为 TPF（Twin Portable Format）文件结构图，展示根节点（format、version、exported_at、signature）及三个子结构（personality 五维模型、behavior_patterns 热存储、memories 冷存储）的层级关系。</w:t>
+      </w:r>
+    </w:p>
+    <w:p>
+      <w:pPr>
+        <w:spacing w:before="0" w:after="60"/>
+        <w:ind w:left="0"/>
+      </w:pPr>
+      <w:r>
+        <w:rPr>
+          <w:rFonts w:eastAsia="微软雅黑"/>
+          <w:rFonts w:ascii="微软雅黑" w:hAnsi="微软雅黑"/>
+          <w:b w:val="0"/>
+          <w:sz w:val="21"/>
+        </w:rPr>
+        <w:t>附图2为联邦导入冲突解决流程图，展示从文件上传、签名校验、字段映射、冲突检测、策略选择（selective/full/scene_based），到最终写入目标平台数据库的处理步骤。</w:t>
+      </w:r>
+    </w:p>
+    <w:p>
+      <w:pPr>
+        <w:spacing w:before="0" w:after="60"/>
+        <w:ind w:left="0"/>
+      </w:pPr>
+      <w:r>
+        <w:rPr>
+          <w:rFonts w:eastAsia="微软雅黑"/>
+          <w:rFonts w:ascii="微软雅黑" w:hAnsi="微软雅黑"/>
+          <w:b w:val="0"/>
+          <w:sz w:val="21"/>
+        </w:rPr>
+        <w:t>附图3为热冷存储分层架构图，展示热存储（ChromaDB 向量库，近90天行为模式）与冷存储（SQLite，历史叙事摘要）的层级关系，及分身回复时双层检索注入的数据流向。</w:t>
+      </w:r>
+    </w:p>
+    <w:p>
+      <w:pPr>
+        <w:spacing w:before="0" w:after="60"/>
+        <w:ind w:left="0"/>
+      </w:pPr>
+      <w:r>
+        <w:rPr>
+          <w:rFonts w:eastAsia="微软雅黑"/>
+          <w:rFonts w:ascii="微软雅黑" w:hAnsi="微软雅黑"/>
+          <w:b w:val="0"/>
+          <w:sz w:val="21"/>
+        </w:rPr>
+        <w:t>（以上附图由专利代理人依据说明书内容绘制。）</w:t>
+      </w:r>
+    </w:p>
+    <w:p>
+      <w:pPr>
+        <w:spacing w:before="80" w:after="80"/>
+      </w:pPr>
+      <w:r>
+        <w:rPr>
+          <w:rFonts w:eastAsia="微软雅黑"/>
+          <w:rFonts w:ascii="微软雅黑" w:hAnsi="微软雅黑"/>
+          <w:b w:val="0"/>
+          <w:color w:val="B4B4B4"/>
+          <w:sz w:val="18"/>
+        </w:rPr>
+        <w:t>――――――――――――――――――――――――――――――</w:t>
+      </w:r>
+    </w:p>
+    <w:p>
+      <w:pPr>
+        <w:spacing w:before="200" w:after="120"/>
+        <w:ind w:left="0"/>
+      </w:pPr>
+      <w:r>
+        <w:rPr>
+          <w:rFonts w:eastAsia="微软雅黑"/>
+          <w:rFonts w:ascii="微软雅黑" w:hAnsi="微软雅黑"/>
+          <w:b/>
+          <w:color w:val="1F497D"/>
+          <w:sz w:val="28"/>
+        </w:rPr>
+        <w:t>五、具体实施方式</w:t>
+      </w:r>
+    </w:p>
+    <w:p>
+      <w:pPr>
+        <w:spacing w:before="160" w:after="80"/>
+        <w:ind w:left="0"/>
+      </w:pPr>
+      <w:r>
+        <w:rPr>
+          <w:rFonts w:eastAsia="微软雅黑"/>
+          <w:rFonts w:ascii="微软雅黑" w:hAnsi="微软雅黑"/>
+          <w:b/>
+          <w:color w:val="365F91"/>
+          <w:sz w:val="24"/>
+        </w:rPr>
+        <w:t>实施例一：分身数据导出为 TPF 格式文件</w:t>
+      </w:r>
+    </w:p>
+    <w:p>
+      <w:pPr>
+        <w:spacing w:before="0" w:after="60"/>
+        <w:ind w:left="0"/>
+      </w:pPr>
+      <w:r>
+        <w:rPr>
+          <w:rFonts w:eastAsia="微软雅黑"/>
+          <w:rFonts w:ascii="微软雅黑" w:hAnsi="微软雅黑"/>
+          <w:b w:val="0"/>
+          <w:sz w:val="21"/>
+        </w:rPr>
+        <w:t>用户甲在年轮平台请求导出分身，系统分层读取数据：从 twin_profiles 表读取五维性格画像（热存储），从 twin_training_data 表读取近 90 天行为模式（热存储），从 twin_memories 表读取历史叙事摘要（冷存储），拼装 TPF v1.0 JSON 文件（根节点含 format、version、exported_at、平台签名，三个子结构分别对应性格/行为/记忆），提供下载。</w:t>
+      </w:r>
+    </w:p>
+    <w:p>
+      <w:pPr>
+        <w:spacing w:before="160" w:after="80"/>
+        <w:ind w:left="0"/>
+      </w:pPr>
+      <w:r>
+        <w:rPr>
+          <w:rFonts w:eastAsia="微软雅黑"/>
+          <w:rFonts w:ascii="微软雅黑" w:hAnsi="微软雅黑"/>
+          <w:b/>
+          <w:color w:val="365F91"/>
+          <w:sz w:val="24"/>
+        </w:rPr>
+        <w:t>实施例二：联邦平台导入与冲突解决</w:t>
+      </w:r>
+    </w:p>
+    <w:p>
+      <w:pPr>
+        <w:spacing w:before="0" w:after="60"/>
+        <w:ind w:left="0"/>
+      </w:pPr>
+      <w:r>
+        <w:rPr>
+          <w:rFonts w:eastAsia="微软雅黑"/>
+          <w:rFonts w:ascii="微软雅黑" w:hAnsi="微软雅黑"/>
+          <w:b w:val="0"/>
+          <w:sz w:val="21"/>
+        </w:rPr>
+        <w:t>甲将 TPF 文件上传至 DualSoul 平台。系统校验 format 字段、version 字段、导出签名，执行年轮↔DualSoul 五维字段映射。检测到冲突：本地性格描述"直率幽默"与导入文件"直接犀利，不拐弯"存在差异，触发 selective 策略，向甲展示两个版本，甲选择保留导入版本后系统覆盖更新。memories 字段因本地无对应好友，标记为 pending 状态等待甲激活。</w:t>
+      </w:r>
+    </w:p>
+    <w:p>
+      <w:pPr>
+        <w:spacing w:before="160" w:after="80"/>
+        <w:ind w:left="0"/>
+      </w:pPr>
+      <w:r>
+        <w:rPr>
+          <w:rFonts w:eastAsia="微软雅黑"/>
+          <w:rFonts w:ascii="微软雅黑" w:hAnsi="微软雅黑"/>
+          <w:b/>
+          <w:color w:val="365F91"/>
+          <w:sz w:val="24"/>
+        </w:rPr>
+        <w:t>实施例三：热冷存储分层检索</w:t>
+      </w:r>
+    </w:p>
+    <w:p>
+      <w:pPr>
+        <w:spacing w:before="0" w:after="60"/>
+        <w:ind w:left="0"/>
+      </w:pPr>
+      <w:r>
+        <w:rPr>
+          <w:rFonts w:eastAsia="微软雅黑"/>
+          <w:rFonts w:ascii="微软雅黑" w:hAnsi="微软雅黑"/>
+          <w:b w:val="0"/>
+          <w:sz w:val="21"/>
+        </w:rPr>
+        <w:t>甲的分身回复消息时，系统先从 ChromaDB 向量库（热存储）按语义相似度检索最近行为模式（response_time &lt; 50ms），再从 SQLite twin_memories 表（冷存储）检索当前对话好友的历史叙事摘要，两层数据合并注入 AI 提示词，生成兼具行为一致性和长期记忆的回复。</w:t>
+      </w:r>
+    </w:p>
+    <w:p>
+      <w:pPr>
+        <w:spacing w:before="80" w:after="80"/>
+      </w:pPr>
+      <w:r>
+        <w:rPr>
+          <w:rFonts w:eastAsia="微软雅黑"/>
+          <w:rFonts w:ascii="微软雅黑" w:hAnsi="微软雅黑"/>
+          <w:b w:val="0"/>
+          <w:color w:val="B4B4B4"/>
+          <w:sz w:val="18"/>
+        </w:rPr>
+        <w:t>――――――――――――――――――――――――――――――</w:t>
+      </w:r>
+    </w:p>
+    <w:p>
+      <w:pPr>
+        <w:spacing w:before="200" w:after="120"/>
+        <w:ind w:left="0"/>
+      </w:pPr>
+      <w:r>
+        <w:rPr>
+          <w:rFonts w:eastAsia="微软雅黑"/>
+          <w:rFonts w:ascii="微软雅黑" w:hAnsi="微软雅黑"/>
+          <w:b/>
+          <w:color w:val="1F497D"/>
+          <w:sz w:val="28"/>
+        </w:rPr>
+        <w:t>六、摘要</w:t>
       </w:r>
     </w:p>
     <w:p>
@@ -1966,7 +2181,7 @@
           <w:color w:val="1F497D"/>
           <w:sz w:val="28"/>
         </w:rPr>
-        <w:t>五、权利要求书</w:t>
+        <w:t>七、权利要求书</w:t>
       </w:r>
     </w:p>
     <w:p>
@@ -2072,7 +2287,7 @@
           <w:color w:val="1F497D"/>
           <w:sz w:val="28"/>
         </w:rPr>
-        <w:t>五、在先技术对比</w:t>
+        <w:t>八、在先技术对比</w:t>
       </w:r>
     </w:p>
     <w:tbl>
@@ -2418,7 +2633,7 @@
           <w:color w:val="1F497D"/>
           <w:sz w:val="28"/>
         </w:rPr>
-        <w:t>六、确权证据</w:t>
+        <w:t>九、确权证据</w:t>
       </w:r>
     </w:p>
     <w:tbl>
@@ -2677,7 +2892,7 @@
           <w:color w:val="1F497D"/>
           <w:sz w:val="28"/>
         </w:rPr>
-        <w:t>七、附件说明</w:t>
+        <w:t>十、附件说明</w:t>
       </w:r>
     </w:p>
     <w:p>

--- a/docs/patent/docx/专利5_跨平台分身可移植格式与联邦导入系统.docx
+++ b/docs/patent/docx/专利5_跨平台分身可移植格式与联邦导入系统.docx
@@ -2150,7 +2150,7 @@
           <w:b w:val="0"/>
           <w:sz w:val="21"/>
         </w:rPr>
-        <w:t>本发明公开了一种AI数字分身跨平台可移植数据格式（Twin Portable Format，TPF）及联邦式导入同步方法。TPF由三大模块构成：五维人格模型（决断力、认知方式、表达风格、人际关系、自主性，各维度0-100评分且互相正交）、时序记忆体系（支持日/周/月/季/年五种粒度的分级存储）和实体关系网络（含重要性评分与关联关系）。系统采用热冷双存储架构：五个人格维度各存独立索引列供AI引擎实时查询，完整原始数据以JSON格式冷存储供审计追溯。联邦导入功能支持多源数据以追加而非覆盖的方式汇入，通过冲突解决策略（来源可信度加权、最新值优先等）合并来自不同平台的同一用户分身数据，并生成详细的差异报告。本发明解决了AI数字分身跨平台迁移缺乏标准格式、不同平台数据结构不兼容、多源数据合并无规范的问题，为数字分身生态的开放互操作提供了协议级基础，适用于AI助理迁移、分身数据备份恢复、跨平台身份互认等场景。</w:t>
+        <w:t>本发明公开了一种AI数字分身跨平台可移植数据格式（TPF）及联邦导入方法。TPF由五维人格模型（决断力/认知/表达/人际/自主，各维0-100）、时序记忆（日/周/月/季/年分级存储）和实体关系网络三大模块构成；采用热冷双存储架构，人格维度独立索引供AI实时查询，原始数据JSON冷存储供审计追溯。联邦导入以追加而非覆盖方式合并多源数据，通过来源可信度加权等冲突解决策略处理不同平台的分身数据，并生成差异报告。本发明解决数字分身跨平台迁移无标准格式、多源数据合并无规范的问题，为数字分身生态开放互操作提供协议级基础，适用于AI助理迁移、分身数据备份恢复、跨平台身份互认等场景。</w:t>
       </w:r>
     </w:p>
     <w:p>
